--- a/Reports/Lab2_Report.docx
+++ b/Reports/Lab2_Report.docx
@@ -824,8 +824,18 @@
           <w:sz w:val="32"/>
           <w:szCs w:val="28"/>
         </w:rPr>
-        <w:t xml:space="preserve"> перша збірка</w:t>
-      </w:r>
+        <w:t xml:space="preserve"> </w:t>
+      </w:r>
+      <w:r>
+        <w:rPr>
+          <w:rFonts w:ascii="Times New Roman" w:hAnsi="Times New Roman" w:cs="Times New Roman"/>
+          <w:sz w:val="32"/>
+          <w:szCs w:val="28"/>
+        </w:rPr>
+        <w:t>збірка після зміни коду</w:t>
+      </w:r>
+      <w:bookmarkStart w:id="0" w:name="_GoBack"/>
+      <w:bookmarkEnd w:id="0"/>
     </w:p>
     <w:p>
       <w:pPr>
@@ -12785,8 +12795,6 @@
         </w:rPr>
         <w:t xml:space="preserve"> гарантує лише те, що контейнер запущений, але не те, що сервіс всередині готовий приймати з'єднання — це особливо актуально для баз даних які потребують часу на ініціалізацію.</w:t>
       </w:r>
-      <w:bookmarkStart w:id="0" w:name="_GoBack"/>
-      <w:bookmarkEnd w:id="0"/>
     </w:p>
     <w:sectPr>
       <w:pgSz w:w="11906" w:h="16838"/>
